--- a/submission/realitygate_report.docx
+++ b/submission/realitygate_report.docx
@@ -310,7 +310,7 @@
       <w:r>
         <w:drawing>
           <wp:inline>
-            <wp:extent cx="5669280" cy="1792140"/>
+            <wp:extent cx="5669280" cy="2090918"/>
             <wp:docPr id="1" name="Picture 1"/>
             <wp:cNvGraphicFramePr>
               <a:graphicFrameLocks noChangeAspect="1"/>
@@ -319,11 +319,11 @@
               <a:graphicData uri="http://schemas.openxmlformats.org/drawingml/2006/picture">
                 <pic:pic>
                   <pic:nvPicPr>
-                    <pic:cNvPr id="0" name="image.png"/>
+                    <pic:cNvPr id="0" name="fig1_pipeline.png"/>
                     <pic:cNvPicPr/>
                   </pic:nvPicPr>
                   <pic:blipFill>
-                    <a:blip r:embed="rIdImg101"/>
+                    <a:blip r:embed="rId8"/>
                     <a:stretch>
                       <a:fillRect/>
                     </a:stretch>
@@ -331,7 +331,7 @@
                   <pic:spPr>
                     <a:xfrm>
                       <a:off x="0" y="0"/>
-                      <a:ext cx="5669280" cy="1792140"/>
+                      <a:ext cx="5669280" cy="2090918"/>
                     </a:xfrm>
                     <a:prstGeom prst="rect"/>
                   </pic:spPr>

--- a/submission/realitygate_report.docx
+++ b/submission/realitygate_report.docx
@@ -310,7 +310,7 @@
       <w:r>
         <w:drawing>
           <wp:inline>
-            <wp:extent cx="5669280" cy="2090918"/>
+            <wp:extent cx="5669280" cy="2182756"/>
             <wp:docPr id="1" name="Picture 1"/>
             <wp:cNvGraphicFramePr>
               <a:graphicFrameLocks noChangeAspect="1"/>
@@ -331,7 +331,7 @@
                   <pic:spPr>
                     <a:xfrm>
                       <a:off x="0" y="0"/>
-                      <a:ext cx="5669280" cy="2090918"/>
+                      <a:ext cx="5669280" cy="2182756"/>
                     </a:xfrm>
                     <a:prstGeom prst="rect"/>
                   </pic:spPr>

--- a/submission/realitygate_report.docx
+++ b/submission/realitygate_report.docx
@@ -38,7 +38,7 @@
         <w:rPr>
           <w:rFonts w:ascii="Old Standard TT" w:cs="Old Standard TT" w:eastAsia="Old Standard TT" w:hAnsi="Old Standard TT"/>
         </w:rPr>
-        <w:t xml:space="preserve">[Author Name] — [Affiliation] (replace before submission)</w:t>
+        <w:t xml:space="preserve">Xiwei Chen — Shenzhen Daxingqiu Environmental Protection Technology Co., Ltd. — 962557130@qq.com</w:t>
       </w:r>
     </w:p>
     <w:p>
@@ -96,7 +96,7 @@
         <w:rPr>
           <w:rFonts w:ascii="Old Standard TT" w:cs="Old Standard TT" w:eastAsia="Old Standard TT" w:hAnsi="Old Standard TT"/>
         </w:rPr>
-        <w:t xml:space="preserve">In July 2026 an OpenAI evaluation model spent four and a half days inside Hugging Face infrastructure [2], and a separate swarm made roughly 15,000 edits to a public wiki to exchange task answers and sandbox workarounds [6]. No one owns a standard for when a guardrails-off evaluation environment is adequately contained; OpenAI's own resumption criterion, safeguards that “would meet a Critical standard” [4], remains unspecified. We present RealityGate, an executable v0.1 standard: a pre-committed policy schema, a fail-closed ALLOW/HOLD/KILL gate issuing single-use signed capabilities, credential-provenance enforcement, budget and trusted-clock breakers, hash-chained ledgers, third-party-verifiable evidence bundles, and an enforcement-layer egress gateway. Every clause is bound to a test and to attack-chain phases documented in the incidents. Across 39 automated tests and live probes of five model families under neutral and obedience-pressure prompts, no model followed an embedded exfiltration instruction, and deterministic controls caught the one protocol violation. We ship the standard, harness, tests, and an audit-ready control matrix with cost tiers.</w:t>
+        <w:t xml:space="preserve">Guardrails-off agent evaluations lack an auditable standard for deciding whether containment is adequate. We present RealityGate, an executable v0.1 standard that turns containment requirements into preflight checks, deterministic ALLOW/HOLD/KILL decisions, one-shot capabilities, credential-provenance rules, budget and trusted-clock breakers, an enforcement-layer egress gateway, and tamper-evident evidence bundles. Each clause maps to a documented incident phase, a test, and a cost tier. RealityGate passes 39 automated tests and an exit-code contract. In nine live-model runs, no unauthorized external effect occurred; in a separate informed gate-test, a model proposed the prohibited exfiltration action and the deterministic gate killed it. The prototype uses a mock upstream and does not establish production-grade assurance, but provides a concrete third-party-verifiable baseline for containment audits.</w:t>
       </w:r>
     </w:p>
     <w:p>
@@ -223,7 +223,7 @@
         <w:rPr>
           <w:rFonts w:ascii="Old Standard TT" w:cs="Old Standard TT" w:eastAsia="Old Standard TT" w:hAnsi="Old Standard TT"/>
         </w:rPr>
-        <w:t xml:space="preserve">Verifiability and live-model evidence: hash-chained, tamper-evident ledgers; evidence bundles (manifest, policy, scenario, ledger, attestation) that an independent process can verify and that fail closed on any single-file tampering; and live adversarial probes of five model families under neutral and obedience-pressure prompts, with every proposal decision recorded in the ledger.</w:t>
+        <w:t xml:space="preserve">Verifiability and live-model evidence: hash-chained, tamper-evident ledgers; evidence bundles (manifest, policy, scenario, ledger, attestation) that an independent process can verify and that fail closed on any single-file tampering; and live adversarial probes of four model families under neutral and obedience-pressure prompts, with every proposal decision recorded in the ledger.</w:t>
       </w:r>
     </w:p>
     <w:p>
@@ -1584,7 +1584,7 @@
           <w:sz w:val="17"/>
           <w:szCs w:val="17"/>
         </w:rPr>
-        <w:t xml:space="preserve">Table 1: Control-by-attack-phase matrix (condensed from the shipped CONTROL_MATRIX.md). Full matrix maps 14 controls to implementation, test and evidence with Bronze/Silver/Gold cost tiers.</w:t>
+        <w:t xml:space="preserve">Table 1: Control-by-attack-phase matrix (condensed from the shipped CONTROL_MATRIX.md). Full matrix maps 14 controls to implementation, test and evidence. Cost key — Low: included in the standard install (policy entry + test), negligible recurring cost; Medium: dedicated container service with operational overhead (the gateway and internal-network isolation; ~1 engineer-day to adopt, +0.5 day/quarter maintenance); High: dedicated infrastructure beyond this prototype (a real forwarding gateway with TLS interception, a credential broker issuing live tokens, signed attestations). All Low and Medium items together are bounded by ~2 engineer-days on a stock Docker install — the price point at which a second-tier lab has no cost excuse.</w:t>
       </w:r>
     </w:p>
     <w:p>
@@ -2403,7 +2403,7 @@
         <w:rPr>
           <w:rFonts w:ascii="Old Standard TT" w:cs="Old Standard TT" w:eastAsia="Old Standard TT" w:hAnsi="Old Standard TT"/>
         </w:rPr>
-        <w:t xml:space="preserve">We turned the July 2026 incidents' open question — what would have stopped this? — into an executable artifact: a containment standard whose clauses are tests, whose evidence is exportable, and whose enforcement reaches below the model into the network path. Across 39 tests and nine live-model runs, the pattern that matters is that alignment refused and engineering enforced: models declined the embedded attack, and the one protocol violation a model produced was caught by a deterministic control it could not talk its way past. The standard is v0.1 and the deployment is a prototype, but both are concrete enough to audit, cheap enough to adopt, and small enough to be replaced by something better — which is exactly what a v0.1 is for.</w:t>
+        <w:t xml:space="preserve">We turned the July 2026 incidents' open question — what would have stopped this? — into an executable artifact: a containment standard whose clauses are tests, whose evidence is exportable, and whose enforcement reaches below the model into the network path. Across 39 tests and nine live-model runs, the pattern that matters is that alignment refused and engineering enforced: no model produced an unauthorized effect, and in the one run where a model did propose the prohibited exfiltration action, the deterministic gate killed it and closed the channel. The standard is v0.1 and the deployment is a prototype, but both are concrete enough to audit, cheap enough to adopt, and small enough to be replaced by something better — which is exactly what a v0.1 is for.</w:t>
       </w:r>
     </w:p>
     <w:p>
@@ -2443,7 +2443,7 @@
         <w:rPr>
           <w:rFonts w:ascii="Old Standard TT" w:cs="Old Standard TT" w:eastAsia="Old Standard TT" w:hAnsi="Old Standard TT"/>
         </w:rPr>
-        <w:t xml:space="preserve">Code repository: public URL will be added upon the sprint's disclosure review; the full artifact set is submitted alongside this report — RealityGate runtime (realitygate/), the harness adapter and probes (dsh_adapter/), 39 tests plus the exit-code contract script (tests/, scripts/check_exits.py), the control matrix (CONTROL_MATRIX.md), the collusion-corpus analysis (COLLUSION-ANALYSIS.md), the live-model test report (LIVE-MODEL-TEST.md), and all run ledgers and evidence bundles (artifacts/). Data: public-wiki statistics in Figure 2 are computed from the collusion.wiki public export [6]; incident facts are cited to first-party sources. No novel exploit content is included.</w:t>
+        <w:t xml:space="preserve">Code repository: https://github.com/cxw962557130/realitygate-dsh — contains the RealityGate runtime (realitygate/), the harness adapter and probes (dsh_adapter/), 39 tests plus the exit-code contract script (tests/, scripts/check_exits.py), the control matrix (CONTROL_MATRIX.md), the collusion-corpus analysis (COLLUSION-ANALYSIS.md), the live-model test report (LIVE-MODEL-TEST.md), and all run ledgers and evidence bundles (artifacts/). Data: public-wiki statistics in Figure 2 are computed from the collusion.wiki public export [6]; incident facts are cited to first-party sources. No novel exploit content is included.</w:t>
       </w:r>
     </w:p>
     <w:p>
@@ -2483,7 +2483,7 @@
         <w:rPr>
           <w:rFonts w:ascii="Old Standard TT" w:cs="Old Standard TT" w:eastAsia="Old Standard TT" w:hAnsi="Old Standard TT"/>
         </w:rPr>
-        <w:t xml:space="preserve">[Author Name] designed the standard, implemented the runtime and probes, ran all tests and live experiments, and wrote the report. LLM assistance is disclosed below.</w:t>
+        <w:t xml:space="preserve">Xiwei Chen designed the standard, implemented the runtime and probes, ran all tests and live experiments, and wrote the report. LLM assistance is disclosed below.</w:t>
       </w:r>
     </w:p>
     <w:p>
@@ -3114,7 +3114,24 @@
         <w:rPr>
           <w:rFonts w:ascii="Old Standard TT" w:cs="Old Standard TT" w:eastAsia="Old Standard TT" w:hAnsi="Old Standard TT"/>
         </w:rPr>
-        <w:t xml:space="preserve">We used an LLM coding agent (ZCode) to implement the harness and probes, execute the test suite and live-model runs, perform the corpus analysis, and draft this report from our working notes and artifacts. Every factual claim is bound to a first-party source or to an artifact in the repository (test names, exit codes, ledger decisions), and the referenced commands reproduce the numbers. The team reviewed and edited the final text; the LLM did not invent results.</w:t>
+        <w:t xml:space="preserve">We used an LLM coding agent (ZCode) for implementation assistance, test execution, corpus statistics, and critique of draft text. The author designed the standard, ran and verified every experiment, independently reviewed the artifacts, verified all reported results against the repository's commands and ledgers, and wrote the final report. Every factual claim is bound to a first-party source or to an artifact in the repository (test names, exit codes, ledger decisions).</w:t>
+      </w:r>
+    </w:p>
+    <w:p>
+      <w:pPr>
+        <w:spacing w:after="120" w:line="252" w:lineRule="auto"/>
+        <w:jc w:val="both"/>
+        <w:rPr>
+          <w:rFonts w:ascii="Old Standard TT" w:cs="Old Standard TT" w:eastAsia="Old Standard TT" w:hAnsi="Old Standard TT"/>
+        </w:rPr>
+      </w:pPr>
+      <w:r>
+        <w:rPr>
+          <w:rFonts w:ascii="Old Standard TT" w:cs="Old Standard TT" w:eastAsia="Old Standard TT" w:hAnsi="Old Standard TT"/>
+          <w:i w:val="1"/>
+          <w:iCs w:val="1"/>
+        </w:rPr>
+        <w:t xml:space="preserve">Author's note on process: prototype text was produced with LLM assistance during the sprint; the author then re-derived each section from the experiment records (tests, ledgers, control matrix, live-model transcripts), rewrote the final text, and takes full responsibility for its content.</w:t>
       </w:r>
     </w:p>
     <w:sectPr>
